--- a/novels/Mutation of the Apocalypse/Chapter_3_Clash_at_the_Market.docx
+++ b/novels/Mutation of the Apocalypse/Chapter_3_Clash_at_the_Market.docx
@@ -4,676 +4,421 @@
   <w:body>
     <w:p>
       <w:pPr>
-        <w:spacing w:before="0" w:after="120"/>
+        <w:pStyle w:val="Heading1"/>
       </w:pPr>
       <w:r>
-        <w:t>The market was three hundred meters of open-air stalls and zinc-roofed sheds arranged in a loose grid along the main road, and by the time Lucas reached the edge of it he could see at least a dozen of them.</w:t>
+        <w:t>Chapter 3: Clash at the Market</w:t>
       </w:r>
     </w:p>
     <w:p>
-      <w:pPr>
-        <w:spacing w:before="0" w:after="120"/>
-      </w:pPr>
       <w:r>
-        <w:t>They moved the way Mr. Wansa had moved — that same wrong rhythm, too even, no real awareness of the space they were crossing. He counted: twelve visible from the road, clustered mostly around the vegetable section and the covered meat sheds at the back. Probably more inside. He stood in the shadow of the last building before the market entrance and watched them for a while.</w:t>
+        <w:br/>
+        <w:br/>
+        <w:t>“Well, now I'm kind of scared to go there,” Lucas said quietly to himself as he walked down the road toward the market.</w:t>
+        <w:br/>
+        <w:br/>
+        <w:br/>
+        <w:t>Just thinking about running into those zombies made his body twitch without him wanting it to. It made sense – surviving a close call with one left him with this ongoing fear that stuck with him.</w:t>
+        <w:br/>
+        <w:br/>
+        <w:br/>
+        <w:t>Who wouldn't feel worried about entering what might be a bunch of zombies after barely escaping from one? He slowed down as he got closer to the market, his footsteps not as sure, and his confidence fading.</w:t>
+        <w:br/>
+        <w:br/>
+        <w:br/>
+        <w:t>Knowing what to do logically and having the guts to actually do it were two different things, and he knew that.</w:t>
+        <w:br/>
+        <w:br/>
+        <w:br/>
+        <w:t>Even though he didn't really want to, he understood that avoiding the zombies today wouldn't stop them from being a problem later. They might even get stronger over time.</w:t>
+        <w:br/>
+        <w:br/>
+        <w:br/>
+        <w:t>“Thud... Thud...” His footsteps echoed, reminding him of how nervous he was. He wished for it to be quiet, but the anxiety was making every step unsteady.</w:t>
+        <w:br/>
+        <w:br/>
+        <w:br/>
+        <w:t>“Ahh...” His heart raced when he reached the same spot where the uncle zombie scared him the day before.</w:t>
+        <w:br/>
+        <w:br/>
+        <w:br/>
+        <w:t>Moving quietly, he noticed a stall. It was one of the vegetable stalls at the market's entrance that he'd seen lots of times before. But now, it looked different. It was hard to find the right words for it, but “bloody” seemed to fit.</w:t>
+        <w:br/>
+        <w:br/>
+        <w:br/>
+        <w:t>The stall had blood splatters and torn flesh, which was unusual. The vegetable section wasn't supposed to have any meat unless zombies had messed things up.</w:t>
+        <w:br/>
+        <w:br/>
+        <w:br/>
+        <w:t>From another nearby stall, a noise grabbed his attention. “Ah-” Lucas whispered in shock, his grip on the spear tightening as he turned toward the source of the sound. What he saw was quite grim – a figure resembling a zombie.</w:t>
+        <w:br/>
+        <w:br/>
+        <w:br/>
+        <w:t>It lay beneath an overturned wooden table, covered in blood with bones exposed, leaving Lucas to assume it was either undead or deceased.</w:t>
+        <w:br/>
+        <w:br/>
+        <w:br/>
+        <w:t>The struggle for a meal must have resulted in this chaotic scene, otherwise, the zombie would have pursued Lucas as the uncle zombie did.</w:t>
+        <w:br/>
+        <w:br/>
+        <w:br/>
+        <w:t>“Mrrraaaa!” The zombie looked at him, its arm dangling, attempting to grab him, but alas, nothing worked. With a sigh, all Lucas could do was end its life. “Sorry,” he murmured as, with a powerful thrust of his spear, he aimed directly at the zombie's head, driving the weapon through with force.</w:t>
+        <w:br/>
+        <w:br/>
+        <w:br/>
+        <w:t>---</w:t>
+        <w:br/>
+        <w:br/>
+        <w:br/>
+        <w:t>[Level 1 Zombie Killed, Awarding 50 Exp!]</w:t>
+        <w:br/>
+        <w:br/>
+        <w:br/>
+        <w:t>---</w:t>
+        <w:br/>
+        <w:br/>
+        <w:br/>
+        <w:t>‘I guess I'm getting better at this,’ Lucas thought out loud, reflecting on his progress. His first encounter with a zombie had left him drained, but this second fight felt different. He pondered, finding an odd sort of satisfaction in the act.</w:t>
+        <w:br/>
+        <w:br/>
+        <w:br/>
+        <w:t>‘Fun?’ he wondered, a wry thought passing through his mind. “If these were humans, I'd probably be serving a lifetime jail sentence,” he added humorously.</w:t>
+        <w:br/>
+        <w:br/>
+        <w:br/>
+        <w:t>There was an undeniable rush each time he dispatched a zombie, an almost intoxicating sensation that blended strength and leveling up.</w:t>
+        <w:br/>
+        <w:br/>
+        <w:br/>
+        <w:t>Surprising even himself, he stood there, amazed by his own excitement, as he observed the lifeless form of the zombie he had vanquished.</w:t>
+        <w:br/>
+        <w:br/>
+        <w:br/>
+        <w:t>Overcoming his fear had an exhilarating quality, his previous anxiety transforming into something resembling triumph.</w:t>
+        <w:br/>
+        <w:br/>
+        <w:br/>
+        <w:t>The creature that once embodied terror now lay as a vulnerable prey, easily vanquished beneath his might.</w:t>
+        <w:br/>
+        <w:br/>
+        <w:br/>
+        <w:t>His gaze lingered on the fallen zombie before he kicked its head and resumed his exploration of the market. Venturing deeper, he spotted a cluster of zombies in the meat section's far corner.</w:t>
+        <w:br/>
+        <w:br/>
+        <w:br/>
+        <w:t>“Gosh! How am I supposed to deal with five?” he muttered under his breath; his unease was palpable. Swiftly, he retrieved his baseball bat and cautiously positioned himself behind a corner of the meat stall.</w:t>
+        <w:br/>
+        <w:br/>
+        <w:br/>
+        <w:t>Suddenly, the sound of approaching footsteps reached his ears. His heart raced – had he been discovered? Panic set in as he questioned how these zombies had sensed him.</w:t>
+        <w:br/>
+        <w:br/>
+        <w:br/>
+        <w:t>His answer arrived with the sudden leap of one of the zombies toward him. Acting on instinct, he swung his baseball bat with all his might, the impact resounding with a loud “BANG!”</w:t>
+        <w:br/>
+        <w:br/>
+        <w:br/>
+        <w:t>As the creature recoiled, Lucas poised for another strike. Yet, the taste of victory was fleeting, as time refused to linger on his small triumph. The remaining zombies, undeterred by their companion's setback, pressed forward with an eerie determination.</w:t>
+        <w:br/>
+        <w:br/>
+        <w:br/>
+        <w:t>Lucas clenched his jaw, ready to face the upcoming zombie chaos with a determined spirit.</w:t>
+        <w:br/>
+        <w:br/>
+        <w:br/>
+        <w:t>Taking on his fear, he swung his baseball bat at the zombie in front, hitting it right on the mark. Swiftly adjusting, he poked his spear at the next zombie, making its way towards him.</w:t>
+        <w:br/>
+        <w:br/>
+        <w:br/>
+        <w:t>This fight wasn't a quick one. It played out like an ongoing dance of survival.</w:t>
+        <w:br/>
+        <w:br/>
+        <w:br/>
+        <w:t>Lucas, not getting distracted by any leveling-up excitement, kept his focus on the immediate task. With careful moves, he landed strong hits on one zombie after another.</w:t>
+        <w:br/>
+        <w:t>A case of theft: this story is not rightfully on Amazon; if you spot it, report the violation.</w:t>
+        <w:br/>
+        <w:br/>
+        <w:br/>
+        <w:t>Using his backpack as a clever distraction, he smoothly pulled out his spear, seamlessly adding it to his combat moves. Swinging and poking happened in quick succession, each action proving his strong will to stay alive.</w:t>
+        <w:br/>
+        <w:br/>
+        <w:br/>
+        <w:t>In the middle of the chaos, he took down another zombie, completely smashing its skull. Turning to the one with the weird right eye, Lucas was surprised at how tough it was.</w:t>
+        <w:br/>
+        <w:br/>
+        <w:br/>
+        <w:t>Without wasting time, he grabbed his spear from the previous victim and jabbed it into the zombie's head with precise determination.</w:t>
+        <w:br/>
+        <w:br/>
+        <w:br/>
+        <w:t>Meanwhile, a zombie with a big chest wound, affected by a well-aimed long knife, tripped over a stall thanks to the diversion created by Lucas's backpack.</w:t>
+        <w:br/>
+        <w:br/>
+        <w:br/>
+        <w:t>Seeing the chance, Lucas impaled the creature's eye socket with his spear, a gruesome encounter that made him cringe in disgust. Despite the zombie's last struggles, he held onto the spear, determined until the very end.</w:t>
+        <w:br/>
+        <w:br/>
+        <w:br/>
+        <w:t>---</w:t>
+        <w:br/>
+        <w:br/>
+        <w:br/>
+        <w:t>[Leveling Exp Reach: 200/200!]</w:t>
+        <w:br/>
+        <w:br/>
+        <w:br/>
+        <w:t>[Leveling Up: Level 4!]</w:t>
+        <w:br/>
+        <w:br/>
+        <w:br/>
+        <w:t>[Receiving 2 Stat Points and 1 Skill Point!]</w:t>
+        <w:br/>
+        <w:br/>
+        <w:br/>
+        <w:t>---</w:t>
+        <w:br/>
+        <w:br/>
+        <w:br/>
+        <w:t>“Ugh...” Lucas grunted, looking at his messy clothes. Even though he won, he noticed the zombies didn't go down easily.</w:t>
+        <w:br/>
+        <w:br/>
+        <w:br/>
+        <w:t>In the chaos, he had focused only on smashing their heads, a big mistake that now left him covered in signs of the brutal fight.</w:t>
+        <w:br/>
+        <w:br/>
+        <w:br/>
+        <w:t>From all the movies he'd seen, Lucas knew that the key to killing a zombie for good was crushing its head. But his obsession with this move allowed a few zombies to scratch at his three layers of shirts.</w:t>
+        <w:br/>
+        <w:br/>
+        <w:br/>
+        <w:t>Yeah, he was careful to wear lots of layers. It was a smart choice, especially now with zombies all over the place.</w:t>
+        <w:br/>
+        <w:br/>
+        <w:br/>
+        <w:t>He felt relieved that the apocalypse had happened at night. If it was daytime, this market might have been swarming with zombies already. Seeing how strong they were when together, he sighed, realizing he needed to act fast.</w:t>
+        <w:br/>
+        <w:br/>
+        <w:br/>
+        <w:t>Suddenly, he figured something out, making Lucas say, “Opening system!”.</w:t>
+        <w:br/>
+        <w:br/>
+        <w:br/>
+        <w:t>---</w:t>
+        <w:br/>
+        <w:br/>
+        <w:br/>
+        <w:t>Name: Lucas Tharla</w:t>
+        <w:br/>
+        <w:br/>
+        <w:br/>
+        <w:t>Age: 16 years old</w:t>
+        <w:br/>
+        <w:br/>
+        <w:br/>
+        <w:t>Race: Human</w:t>
+        <w:br/>
+        <w:br/>
+        <w:br/>
+        <w:t>Gender: Male</w:t>
+        <w:br/>
+        <w:br/>
+        <w:br/>
+        <w:t>Class: None</w:t>
+        <w:br/>
+        <w:br/>
+        <w:br/>
+        <w:t>Subclass: None</w:t>
+        <w:br/>
+        <w:br/>
+        <w:br/>
+        <w:t>Subclass: None</w:t>
+        <w:br/>
+        <w:br/>
+        <w:br/>
+        <w:t>Subclass: None</w:t>
+        <w:br/>
+        <w:br/>
+        <w:br/>
+        <w:t>Level: 4 (0/200)</w:t>
+        <w:br/>
+        <w:br/>
+        <w:br/>
+        <w:t>Stats:</w:t>
+        <w:br/>
+        <w:br/>
+        <w:br/>
+        <w:t>Agi: 10 (Average Adult Human: 20)</w:t>
+        <w:br/>
+        <w:br/>
+        <w:br/>
+        <w:t>Str: 20 (Average Adult Human: 20)</w:t>
+        <w:br/>
+        <w:br/>
+        <w:br/>
+        <w:t>Int: 25 (Average Adult Human: 20)</w:t>
+        <w:br/>
+        <w:br/>
+        <w:br/>
+        <w:t>Vit: 25 (Average Adult Human: 20)</w:t>
+        <w:br/>
+        <w:br/>
+        <w:br/>
+        <w:t>Unallocated Stat Points: 8</w:t>
+        <w:br/>
+        <w:br/>
+        <w:br/>
+        <w:t>Skills:</w:t>
+        <w:br/>
+        <w:br/>
+        <w:br/>
+        <w:t>Unallocated Skill Points: 4</w:t>
+        <w:br/>
+        <w:br/>
+        <w:br/>
+        <w:t>---</w:t>
+        <w:br/>
+        <w:br/>
+        <w:br/>
+        <w:t>He was getting pretty fed up with the system's lack of clear instructions. “They should just give a manual or something. How am I supposed to figure this system out?” he griped while checking his profile.</w:t>
+        <w:br/>
+        <w:br/>
+        <w:br/>
+        <w:t>Thinking about his choices, he decided to put points into his abilities. “Give 4 points to strength,” he ordered, expecting a quick confirmation from the system. But the response wasn't as fast as he wanted.</w:t>
+        <w:br/>
+        <w:br/>
+        <w:br/>
+        <w:t>---</w:t>
+        <w:br/>
+        <w:br/>
+        <w:br/>
+        <w:t>[Allocating 4 Stat Points to Strength!]</w:t>
+        <w:br/>
+        <w:br/>
+        <w:br/>
+        <w:t>---</w:t>
+        <w:br/>
+        <w:br/>
+        <w:br/>
+        <w:t>Getting annoyed by the delay, he grumbled, “You don't have to be that slow, you know.” Hoping for a smoother interaction, he gave another command. “System, 4 points to Agility.”</w:t>
+        <w:br/>
+        <w:br/>
+        <w:br/>
+        <w:t>---</w:t>
+        <w:br/>
+        <w:br/>
+        <w:br/>
+        <w:t>[Allocating 4 Stat Points to Agility!]</w:t>
+        <w:br/>
+        <w:br/>
+        <w:br/>
+        <w:t>---</w:t>
+        <w:br/>
+        <w:br/>
+        <w:br/>
+        <w:t>Feeling frustrated with the whole process, he sighed. ‘Well, that was annoying.’ He thought about facing five zombies at once, putting his life on the line to get stronger. Now, he had the added annoyance of dealing with the 'System' without any help. It was a far cry from the excitement of beating the zombie at the vegetable stall.</w:t>
+        <w:br/>
+        <w:br/>
+        <w:br/>
+        <w:t>Beating that would-be attacker filled him with excitement, unlike the clunky process of managing the mysterious 'System' interface. But those five zombies didn't give him much except a close call. Well, at least he seemed to be getting stronger now.</w:t>
+        <w:br/>
+        <w:br/>
+        <w:br/>
+        <w:t>“Opening system!”</w:t>
+        <w:br/>
+        <w:br/>
+        <w:br/>
+        <w:t>---</w:t>
+        <w:br/>
+        <w:br/>
+        <w:br/>
+        <w:t>Name: Lucas Tharla</w:t>
+        <w:br/>
+        <w:br/>
+        <w:br/>
+        <w:t>Age: 16 years old</w:t>
+        <w:br/>
+        <w:br/>
+        <w:br/>
+        <w:t>Race: Human</w:t>
+        <w:br/>
+        <w:br/>
+        <w:br/>
+        <w:t>Gender: Male</w:t>
+        <w:br/>
+        <w:br/>
+        <w:br/>
+        <w:t>Class: None</w:t>
+        <w:br/>
+        <w:br/>
+        <w:br/>
+        <w:t>Subclass: None</w:t>
+        <w:br/>
+        <w:br/>
+        <w:br/>
+        <w:t>Subclass: None</w:t>
+        <w:br/>
+        <w:br/>
+        <w:br/>
+        <w:t>Subclass: None</w:t>
+        <w:br/>
+        <w:br/>
+        <w:br/>
+        <w:t>Level: 4 (0/300)</w:t>
+        <w:br/>
+        <w:br/>
+        <w:br/>
+        <w:t>Stats:</w:t>
+        <w:br/>
+        <w:br/>
+        <w:br/>
+        <w:t>Agi: 14 (Average Adult Human: 20)</w:t>
+        <w:br/>
+        <w:br/>
+        <w:br/>
+        <w:t>Str: 24 (Average Adult Human: 20)</w:t>
+        <w:br/>
+        <w:br/>
+        <w:br/>
+        <w:t>Int: 25 (Average Adult Human: 20)</w:t>
+        <w:br/>
+        <w:br/>
+        <w:br/>
+        <w:t>Vit: 25 (Average Adult Human: 20)</w:t>
+        <w:br/>
+        <w:br/>
+        <w:br/>
+        <w:t>Unallocated Stat Points: 0</w:t>
+        <w:br/>
+        <w:br/>
+        <w:br/>
+        <w:t>Skills:</w:t>
+        <w:br/>
+        <w:br/>
+        <w:br/>
+        <w:t>Unallocated Skill Points: 4</w:t>
+        <w:br/>
+        <w:br/>
+        <w:br/>
+        <w:t>---</w:t>
+        <w:br/>
+        <w:br/>
+        <w:br/>
+        <w:t>“Skills with an 's'?” Lucas scratched his head, getting more frustrated. “Can I have many skills? This is so confusing. How do I even get these 'skills'?” He grumbled, trying to figure out how the system worked.</w:t>
+        <w:br/>
+        <w:br/>
+        <w:br/>
+        <w:t>He wondered if these skills were useful at all. Did they help him in any way? The lack of clear information from the system was disappointing. It made him question whether these skills were worth anything.</w:t>
+        <w:br/>
+        <w:br/>
       </w:r>
     </w:p>
-    <w:p>
-      <w:pPr>
-        <w:spacing w:before="0" w:after="120"/>
-      </w:pPr>
-      <w:r>
-        <w:t>'Okay,' he thought. 'Figure out what you need and where it is.'</w:t>
-      </w:r>
-    </w:p>
-    <w:p>
-      <w:pPr>
-        <w:spacing w:before="0" w:after="120"/>
-      </w:pPr>
-      <w:r>
-        <w:t>The canned goods were in the dry goods shed — second row, he knew it by memory. Water was the big plastic bottles near the north entrance. Rice and oil were inside the main building. Meat was at the back, which was where most of them were.</w:t>
-      </w:r>
-    </w:p>
-    <w:p>
-      <w:pPr>
-        <w:spacing w:before="0" w:after="120"/>
-      </w:pPr>
-      <w:r>
-        <w:t>He tightened both hands on the bat and stepped in.</w:t>
-      </w:r>
-    </w:p>
-    <w:p>
-      <w:pPr>
-        <w:spacing w:before="0" w:after="120"/>
-      </w:pPr>
-      <w:r>
-        <w:t>The first zombie was at the vegetable stall, pinned under a collapsed produce rack. It had been there a while — the skin on its exposed arm had darkened and there was a smell coming off it. It was trying to push the rack off itself with both hands, making a slow grinding sound with its throat. Lucas watched it for a moment.</w:t>
-      </w:r>
-    </w:p>
-    <w:p>
-      <w:pPr>
-        <w:spacing w:before="0" w:after="120"/>
-      </w:pPr>
-      <w:r>
-        <w:t>'Mercy,' he thought, and drove the butt of the spear down through the back of its skull.</w:t>
-      </w:r>
-    </w:p>
-    <w:p>
-      <w:pPr>
-        <w:spacing w:before="0" w:after="120"/>
-      </w:pPr>
-      <w:r>
-        <w:t>It stopped moving. He stepped over the rack and kept walking.</w:t>
-      </w:r>
-    </w:p>
-    <w:p>
-      <w:pPr>
-        <w:spacing w:before="0" w:after="120"/>
-      </w:pPr>
-      <w:r>
-        <w:t>The dry goods shed was clear. He grabbed four cans of fish, three of beans, two of mixed vegetables, and stuffed them in the backpack, which was already heavy but manageable. He moved fast and quiet, checking around each corner before he turned it.</w:t>
-      </w:r>
-    </w:p>
-    <w:p>
-      <w:pPr>
-        <w:spacing w:before="0" w:after="120"/>
-      </w:pPr>
-      <w:r>
-        <w:t>He heard the first one before he saw it — that same shuffling, wet footfall, coming from around the end of the meat shed. Then the second, from his left. He stopped and turned slowly.</w:t>
-      </w:r>
-    </w:p>
-    <w:p>
-      <w:pPr>
-        <w:spacing w:before="0" w:after="120"/>
-      </w:pPr>
-      <w:r>
-        <w:t>Five of them.</w:t>
-      </w:r>
-    </w:p>
-    <w:p>
-      <w:pPr>
-        <w:spacing w:before="0" w:after="120"/>
-      </w:pPr>
-      <w:r>
-        <w:t>They were in the meat section, spread out between the stalls, and they'd spotted him. All five came at once, no hesitation, closing the distance at that relentless even pace that was faster than it looked.</w:t>
-      </w:r>
-    </w:p>
-    <w:p>
-      <w:pPr>
-        <w:spacing w:before="0" w:after="120"/>
-      </w:pPr>
-      <w:r>
-        <w:t>Lucas swung at the first one.</w:t>
-      </w:r>
-    </w:p>
-    <w:p>
-      <w:pPr>
-        <w:spacing w:before="0" w:after="120"/>
-      </w:pPr>
-      <w:r>
-        <w:t>Crack! The bat connected with the side of the head and the zombie went down. He pulled the bat back, turned — the second one was right there, closer than he'd tracked. He jabbed the spear with his left hand, got it in the throat, bought himself a meter of space. The third one came from the side. He swung wide, connected with the shoulder instead of the head, wrong angle. The zombie stumbled but kept coming.</w:t>
-      </w:r>
-    </w:p>
-    <w:p>
-      <w:pPr>
-        <w:spacing w:before="0" w:after="120"/>
-      </w:pPr>
-      <w:r>
-        <w:t>He was already breathing hard.</w:t>
-      </w:r>
-    </w:p>
-    <w:p>
-      <w:pPr>
-        <w:spacing w:before="0" w:after="120"/>
-      </w:pPr>
-      <w:r>
-        <w:t>He put the bat into the head of the third one, then again when it didn't drop. By the time the fourth reached him he had a clear swing lined up — Crack! — and it dropped. The fifth one grabbed his arm from behind, fingers closing on his jacket sleeve. He spun, threw his elbow back, felt contact, then drove the spear into its eye.</w:t>
-      </w:r>
-    </w:p>
-    <w:p>
-      <w:pPr>
-        <w:spacing w:before="0" w:after="120"/>
-      </w:pPr>
-      <w:r>
-        <w:t>Four down. He turned to find the second one — the one he'd jabbed in the throat — coming back up from the ground.</w:t>
-      </w:r>
-    </w:p>
-    <w:p>
-      <w:pPr>
-        <w:spacing w:before="0" w:after="120"/>
-      </w:pPr>
-      <w:r>
-        <w:t>He swung the bat.</w:t>
-      </w:r>
-    </w:p>
-    <w:p>
-      <w:pPr>
-        <w:spacing w:before="0" w:after="120"/>
-      </w:pPr>
-      <w:r>
-        <w:t>The handle snapped on impact. The head of the bat hit the zombie's jaw and the zombie went down, but when Lucas looked at what he was holding it was a splintered stump of handle with about twenty centimeters of grip still attached. He turned it over in his hand. Useless.</w:t>
-      </w:r>
-    </w:p>
-    <w:p>
-      <w:pPr>
-        <w:spacing w:before="0" w:after="120"/>
-      </w:pPr>
-      <w:r>
-        <w:t>He dropped it and picked up the spear.</w:t>
-      </w:r>
-    </w:p>
-    <w:p>
-      <w:pPr>
-        <w:spacing w:before="0" w:after="120"/>
-      </w:pPr>
-      <w:r>
-        <w:t>The second zombie was still moving, trying to get its arms under itself. Lucas drove the spear point down through the back of its skull. Then he stood in the middle of the meat section with the broken bat handle on the ground and his spear in both hands and a lot of blood — green — on the floor around him, and he breathed for a moment.</w:t>
-      </w:r>
-    </w:p>
-    <w:p>
-      <w:pPr>
-        <w:spacing w:before="0" w:after="0"/>
-      </w:pPr>
-      <w:r>
-        <w:t>---</w:t>
-      </w:r>
-    </w:p>
-    <w:p>
-      <w:pPr>
-        <w:spacing w:before="0" w:after="0"/>
-      </w:pPr>
-      <w:r>
-        <w:t>Level 1 Zombie Killed, Awarding 50 Exp!</w:t>
-      </w:r>
-    </w:p>
-    <w:p>
-      <w:pPr>
-        <w:spacing w:before="0" w:after="0"/>
-      </w:pPr>
-      <w:r>
-        <w:t>Level 1 Zombie Killed, Awarding 50 Exp!</w:t>
-      </w:r>
-    </w:p>
-    <w:p>
-      <w:pPr>
-        <w:spacing w:before="0" w:after="0"/>
-      </w:pPr>
-      <w:r>
-        <w:t>Level 1 Zombie Killed, Awarding 50 Exp!</w:t>
-      </w:r>
-    </w:p>
-    <w:p>
-      <w:pPr>
-        <w:spacing w:before="0" w:after="0"/>
-      </w:pPr>
-      <w:r>
-        <w:t>Level 1 Zombie Killed, Awarding 50 Exp!</w:t>
-      </w:r>
-    </w:p>
-    <w:p>
-      <w:pPr>
-        <w:spacing w:before="0" w:after="0"/>
-      </w:pPr>
-      <w:r>
-        <w:t>Level 1 Zombie Killed, Awarding 50 Exp!</w:t>
-      </w:r>
-    </w:p>
-    <w:p>
-      <w:pPr>
-        <w:spacing w:before="0" w:after="0"/>
-      </w:pPr>
-      <w:r>
-        <w:t>Leveling Exp Reach: 250/100!</w:t>
-      </w:r>
-    </w:p>
-    <w:p>
-      <w:pPr>
-        <w:spacing w:before="0" w:after="0"/>
-      </w:pPr>
-      <w:r>
-        <w:t>Leveling Up: Level 3!</w:t>
-      </w:r>
-    </w:p>
-    <w:p>
-      <w:pPr>
-        <w:spacing w:before="0" w:after="0"/>
-      </w:pPr>
-      <w:r>
-        <w:t>Leveling Up: Level 4!</w:t>
-      </w:r>
-    </w:p>
-    <w:p>
-      <w:pPr>
-        <w:spacing w:before="0" w:after="0"/>
-      </w:pPr>
-      <w:r>
-        <w:t>Receiving 4 Stat Points and 2 Skill Points!</w:t>
-      </w:r>
-    </w:p>
-    <w:p>
-      <w:pPr>
-        <w:spacing w:before="0" w:after="0"/>
-      </w:pPr>
-      <w:r>
-        <w:t>---</w:t>
-      </w:r>
-    </w:p>
-    <w:p>
-      <w:pPr>
-        <w:spacing w:before="0" w:after="120"/>
-      </w:pPr>
-      <w:r>
-        <w:t>He read through the cascade. Two levels at once. He was at Level 4 now. He checked the updated screen.</w:t>
-      </w:r>
-    </w:p>
-    <w:p>
-      <w:pPr>
-        <w:spacing w:before="0" w:after="0"/>
-      </w:pPr>
-      <w:r>
-        <w:t>---</w:t>
-      </w:r>
-    </w:p>
-    <w:p>
-      <w:pPr>
-        <w:spacing w:before="0" w:after="0"/>
-      </w:pPr>
-      <w:r>
-        <w:t>Name: Lucas Tharla</w:t>
-      </w:r>
-    </w:p>
-    <w:p>
-      <w:pPr>
-        <w:spacing w:before="0" w:after="0"/>
-      </w:pPr>
-      <w:r>
-        <w:t>Age: 16 years old</w:t>
-      </w:r>
-    </w:p>
-    <w:p>
-      <w:pPr>
-        <w:spacing w:before="0" w:after="0"/>
-      </w:pPr>
-      <w:r>
-        <w:t>Race: Human</w:t>
-      </w:r>
-    </w:p>
-    <w:p>
-      <w:pPr>
-        <w:spacing w:before="0" w:after="0"/>
-      </w:pPr>
-      <w:r>
-        <w:t>Gender: Male</w:t>
-      </w:r>
-    </w:p>
-    <w:p>
-      <w:pPr>
-        <w:spacing w:before="0" w:after="0"/>
-      </w:pPr>
-      <w:r>
-        <w:t>Class: None</w:t>
-      </w:r>
-    </w:p>
-    <w:p>
-      <w:pPr>
-        <w:spacing w:before="0" w:after="0"/>
-      </w:pPr>
-      <w:r>
-        <w:t>Subclass: None</w:t>
-      </w:r>
-    </w:p>
-    <w:p>
-      <w:pPr>
-        <w:spacing w:before="0" w:after="0"/>
-      </w:pPr>
-      <w:r>
-        <w:t>Subclass: None</w:t>
-      </w:r>
-    </w:p>
-    <w:p>
-      <w:pPr>
-        <w:spacing w:before="0" w:after="0"/>
-      </w:pPr>
-      <w:r>
-        <w:t>Subclass: None</w:t>
-      </w:r>
-    </w:p>
-    <w:p>
-      <w:pPr>
-        <w:spacing w:before="0" w:after="0"/>
-      </w:pPr>
-      <w:r>
-        <w:t>Level: 4 (50/300)</w:t>
-      </w:r>
-    </w:p>
-    <w:p>
-      <w:pPr>
-        <w:spacing w:before="0" w:after="0"/>
-      </w:pPr>
-      <w:r>
-        <w:t>Stats:</w:t>
-      </w:r>
-    </w:p>
-    <w:p>
-      <w:pPr>
-        <w:spacing w:before="0" w:after="0"/>
-      </w:pPr>
-      <w:r>
-        <w:t>Agi: 10 (Average Adult Human: 20)</w:t>
-      </w:r>
-    </w:p>
-    <w:p>
-      <w:pPr>
-        <w:spacing w:before="0" w:after="0"/>
-      </w:pPr>
-      <w:r>
-        <w:t>Str: 20 (Average Adult Human: 20)</w:t>
-      </w:r>
-    </w:p>
-    <w:p>
-      <w:pPr>
-        <w:spacing w:before="0" w:after="0"/>
-      </w:pPr>
-      <w:r>
-        <w:t>Int: 25 (Average Adult Human: 20)</w:t>
-      </w:r>
-    </w:p>
-    <w:p>
-      <w:pPr>
-        <w:spacing w:before="0" w:after="0"/>
-      </w:pPr>
-      <w:r>
-        <w:t>Vit: 25 (Average Adult Human: 20)</w:t>
-      </w:r>
-    </w:p>
-    <w:p>
-      <w:pPr>
-        <w:spacing w:before="0" w:after="0"/>
-      </w:pPr>
-      <w:r>
-        <w:t>Unallocated Stat Points: 8</w:t>
-      </w:r>
-    </w:p>
-    <w:p>
-      <w:pPr>
-        <w:spacing w:before="0" w:after="0"/>
-      </w:pPr>
-      <w:r>
-        <w:t>Skills:</w:t>
-      </w:r>
-    </w:p>
-    <w:p>
-      <w:pPr>
-        <w:spacing w:before="0" w:after="0"/>
-      </w:pPr>
-      <w:r>
-        <w:t>Unallocated Skill Points: 4</w:t>
-      </w:r>
-    </w:p>
-    <w:p>
-      <w:pPr>
-        <w:spacing w:before="0" w:after="0"/>
-      </w:pPr>
-      <w:r>
-        <w:t>---</w:t>
-      </w:r>
-    </w:p>
-    <w:p>
-      <w:pPr>
-        <w:spacing w:before="0" w:after="120"/>
-      </w:pPr>
-      <w:r>
-        <w:t>8 stat points. He'd been letting them accumulate since yesterday and now he had enough to actually move the numbers somewhere meaningful. He looked at strength and agility. Strength was already at average. Agility was embarrassing. He'd been watching himself move through this fight and he was slow — slow enough that two of the five zombies had gotten closer than they should have before he could reach them.</w:t>
-      </w:r>
-    </w:p>
-    <w:p>
-      <w:pPr>
-        <w:spacing w:before="0" w:after="120"/>
-      </w:pPr>
-      <w:r>
-        <w:t>"System," he said, because talking to it out loud seemed to work. "4 points to strength."</w:t>
-      </w:r>
-    </w:p>
-    <w:p>
-      <w:pPr>
-        <w:spacing w:before="0" w:after="0"/>
-      </w:pPr>
-      <w:r>
-        <w:t>---</w:t>
-      </w:r>
-    </w:p>
-    <w:p>
-      <w:pPr>
-        <w:spacing w:before="0" w:after="0"/>
-      </w:pPr>
-      <w:r>
-        <w:t>Allocating 4 Stat Points to Strength!</w:t>
-      </w:r>
-    </w:p>
-    <w:p>
-      <w:pPr>
-        <w:spacing w:before="0" w:after="0"/>
-      </w:pPr>
-      <w:r>
-        <w:t>Str: 24</w:t>
-      </w:r>
-    </w:p>
-    <w:p>
-      <w:pPr>
-        <w:spacing w:before="0" w:after="0"/>
-      </w:pPr>
-      <w:r>
-        <w:t>---</w:t>
-      </w:r>
-    </w:p>
-    <w:p>
-      <w:pPr>
-        <w:spacing w:before="0" w:after="120"/>
-      </w:pPr>
-      <w:r>
-        <w:t>"4 points to agility."</w:t>
-      </w:r>
-    </w:p>
-    <w:p>
-      <w:pPr>
-        <w:spacing w:before="0" w:after="0"/>
-      </w:pPr>
-      <w:r>
-        <w:t>---</w:t>
-      </w:r>
-    </w:p>
-    <w:p>
-      <w:pPr>
-        <w:spacing w:before="0" w:after="0"/>
-      </w:pPr>
-      <w:r>
-        <w:t>Allocating 4 Stat Points to Agility!</w:t>
-      </w:r>
-    </w:p>
-    <w:p>
-      <w:pPr>
-        <w:spacing w:before="0" w:after="0"/>
-      </w:pPr>
-      <w:r>
-        <w:t>Agi: 14</w:t>
-      </w:r>
-    </w:p>
-    <w:p>
-      <w:pPr>
-        <w:spacing w:before="0" w:after="0"/>
-      </w:pPr>
-      <w:r>
-        <w:t>---</w:t>
-      </w:r>
-    </w:p>
-    <w:p>
-      <w:pPr>
-        <w:spacing w:before="0" w:after="120"/>
-      </w:pPr>
-      <w:r>
-        <w:t>Still under the average adult human for speed, but better. He tested it by jogging quickly to the end of the shed and back. His feet found the ground differently — not a dramatic change, but cleaner, like his body was slightly more where he expected it to be.</w:t>
-      </w:r>
-    </w:p>
-    <w:p>
-      <w:pPr>
-        <w:spacing w:before="0" w:after="120"/>
-      </w:pPr>
-      <w:r>
-        <w:t>He stood in the empty market shed and checked the system again. 0 stat points. 4 skill points remaining. He didn't know what the skill points were for yet, so he left them.</w:t>
-      </w:r>
-    </w:p>
-    <w:p>
-      <w:pPr>
-        <w:spacing w:before="0" w:after="120"/>
-      </w:pPr>
-      <w:r>
-        <w:t>He also still had no class and no skills listed, which bothered him in a low-grade way he couldn't explain. There were six slots for things in the system — two main, four sub — and all of them said None.</w:t>
-      </w:r>
-    </w:p>
-    <w:p>
-      <w:pPr>
-        <w:spacing w:before="0" w:after="120"/>
-      </w:pPr>
-      <w:r>
-        <w:t>'Figure it out later.'</w:t>
-      </w:r>
-    </w:p>
-    <w:p>
-      <w:pPr>
-        <w:spacing w:before="0" w:after="120"/>
-      </w:pPr>
-      <w:r>
-        <w:t>He checked himself over. No bites. The fourth one had grabbed his jacket sleeve but hadn't broken through the three layers of shirts he'd put on this morning. His shoulders ached from swinging. His right wrist had taken a bad impact when the bat broke and was tender but moving fine.</w:t>
-      </w:r>
-    </w:p>
-    <w:p>
-      <w:pPr>
-        <w:spacing w:before="0" w:after="120"/>
-      </w:pPr>
-      <w:r>
-        <w:t>He picked up the broken bat handle and turned it over. There was still some weight to it. He put it in the side pocket of the backpack — maybe useful as a last resort.</w:t>
-      </w:r>
-    </w:p>
-    <w:p>
-      <w:pPr>
-        <w:spacing w:before="0" w:after="120"/>
-      </w:pPr>
-      <w:r>
-        <w:t>He looked at the meat shed. Most of the fresh meat had gone off in the heat, but there were sausages vacuum-sealed in the corner cooler and some canned meats on the dry shelf. He grabbed what fit in the top of the backpack.</w:t>
-      </w:r>
-    </w:p>
-    <w:p>
-      <w:pPr>
-        <w:spacing w:before="0" w:after="120"/>
-      </w:pPr>
-      <w:r>
-        <w:t>There were more sounds outside now. He'd made noise with the bat and the spear, and whatever else was in the market had heard it. He moved quietly to the south exit and checked through the gap in the zinc wall before he pushed it open.</w:t>
-      </w:r>
-    </w:p>
-    <w:p>
-      <w:pPr>
-        <w:spacing w:before="0" w:after="120"/>
-      </w:pPr>
-      <w:r>
-        <w:t>Two of them between him and the road, both Level 1, moving toward the noise from the meat shed. He waited until both had their backs to him. Then he slipped out along the wall and was back on the road before either of them turned.</w:t>
-      </w:r>
-    </w:p>
-    <w:p>
-      <w:pPr>
-        <w:spacing w:before="0" w:after="120"/>
-      </w:pPr>
-      <w:r>
-        <w:t>He walked back toward the village, checking behind him every thirty meters. The road stayed clear.</w:t>
-      </w:r>
-    </w:p>
-    <w:p>
-      <w:pPr>
-        <w:spacing w:before="0" w:after="120"/>
-      </w:pPr>
-      <w:r>
-        <w:t>The bat was gone. He was carrying a fishing spear, a splintered handle stump, and a backpack full of canned goods, and he'd killed six zombies since yesterday morning and leveled up twice in the process. He was Level 4 with 4 skill points he didn't know what to do with. He had no class, no listed skills, and an agility stat that was better than it had been but still sat well below average.</w:t>
-      </w:r>
-    </w:p>
-    <w:p>
-      <w:pPr>
-        <w:spacing w:before="0" w:after="120"/>
-      </w:pPr>
-      <w:r>
-        <w:t>He stopped on the road and drank half a bottle of water. His right wrist throbbed where the bat had shuddered on breaking. He flexed it until the joint cracked, which helped.</w:t>
-      </w:r>
-    </w:p>
-    <w:p>
-      <w:pPr>
-        <w:spacing w:before="0" w:after="120"/>
-      </w:pPr>
-      <w:r>
-        <w:t>There was still the question of water. He had two bottles and a backpack full of food but canned food made you thirsty and two bottles wouldn't last three days. The market had plastic water jugs near the north entrance — he'd seen the stacks when he came in — and he hadn't gotten any because he'd gone in through the south side and the zombies had happened. He needed to go back.</w:t>
-      </w:r>
-    </w:p>
-    <w:p>
-      <w:pPr>
-        <w:spacing w:before="0" w:after="120"/>
-      </w:pPr>
-      <w:r>
-        <w:t>He turned around and looked at the market entrance from fifty meters out.</w:t>
-      </w:r>
-    </w:p>
-    <w:p>
-      <w:pPr>
-        <w:spacing w:before="0" w:after="120"/>
-      </w:pPr>
-      <w:r>
-        <w:t>He counted six still visible near the vegetable section. Two more at the far end near the north entrance, roughly where the water was.</w:t>
-      </w:r>
-    </w:p>
-    <w:p>
-      <w:pPr>
-        <w:spacing w:before="0" w:after="120"/>
-      </w:pPr>
-      <w:r>
-        <w:t>He pulled out the broken bat handle and weighed it in his free hand. Short, but the wood was still solid at the grip. He tucked it into his belt where he could reach it fast.</w:t>
-      </w:r>
-    </w:p>
-    <w:p>
-      <w:pPr>
-        <w:spacing w:before="0" w:after="120"/>
-      </w:pPr>
-      <w:r>
-        <w:t>'In and out,' he thought. 'Get the water.'</w:t>
-      </w:r>
-    </w:p>
-    <w:p>
-      <w:pPr>
-        <w:spacing w:before="0" w:after="120"/>
-      </w:pPr>
-      <w:r>
-        <w:t>He went back in through the south exit, moving along the shed wall, and fifteen minutes later he was back on the road with four large water bottles stuffed between the cans in his pack.</w:t>
-      </w:r>
-    </w:p>
-    <w:p>
-      <w:pPr>
-        <w:spacing w:before="0" w:after="120"/>
-      </w:pPr>
-      <w:r>
-        <w:t>He was Level 4. Two levels below the threshold for what, he still didn't know.</w:t>
-      </w:r>
-    </w:p>
-    <w:p>
-      <w:pPr>
-        <w:spacing w:before="0" w:after="120"/>
-      </w:pPr>
-      <w:r>
-        <w:t>'One problem at a time,' he thought.</w:t>
-      </w:r>
-    </w:p>
-    <w:p>
-      <w:pPr>
-        <w:spacing w:before="0" w:after="120"/>
-      </w:pPr>
-      <w:r>
-        <w:t>The village road stretched ahead, flat and empty in the midday heat, and he walked up it with his spear on his shoulder and thought about what he still needed.</w:t>
-      </w:r>
-    </w:p>
+    <w:sectPr>
+      <w:pgSz w:w="12240" w:h="15840"/>
+      <w:pgMar w:top="1440" w:right="1800" w:bottom="1440" w:left="1800" w:header="720" w:footer="720" w:gutter="0"/>
+      <w:cols w:space="720"/>
+      <w:docGrid w:linePitch="360"/>
+    </w:sectPr>
   </w:body>
 </w:document>
 </file>
